--- a/applications/bnp-media-marketing-ops-sales-enablement/cover-letter.docx
+++ b/applications/bnp-media-marketing-ops-sales-enablement/cover-letter.docx
@@ -81,7 +81,7 @@
           <w:b w:val="0"/>
           <w:color w:val="1A1A1A"/>
         </w:rPr>
-        <w:t>Dear Hiring Team,</w:t>
+        <w:t>Hi BNP Media Hiring Team,</w:t>
       </w:r>
     </w:p>
     <w:p>
